--- a/SOFTWARE ENGINEERING/Course Project Materials/D5.FinalPackage.docx
+++ b/SOFTWARE ENGINEERING/Course Project Materials/D5.FinalPackage.docx
@@ -111,17 +111,6 @@
       </w:pPr>
       <w:r>
         <w:rPr>
-          <w:rFonts w:cs="Calibri"/>
-          <w:b/>
-          <w:u w:val="single" w:color="000000"/>
-        </w:rPr>
-        <w:t>In this deliverable, you will be submitting multiple files</w:t>
-      </w:r>
-      <w:r>
-        <w:t xml:space="preserve"> as follows. </w:t>
-      </w:r>
-      <w:r>
-        <w:rPr>
           <w:b/>
           <w:bCs/>
         </w:rPr>
@@ -141,182 +130,14 @@
           <w:b/>
           <w:bCs/>
         </w:rPr>
-        <w:t>, submit a single zip file containing all these files.</w:t>
-      </w:r>
-    </w:p>
-    <w:p>
-      <w:pPr>
-        <w:numPr>
-          <w:ilvl w:val="0"/>
-          <w:numId w:val="1"/>
-        </w:numPr>
-        <w:ind w:hanging="360"/>
-      </w:pPr>
-      <w:r>
-        <w:rPr>
-          <w:rFonts w:cs="Calibri"/>
-          <w:b/>
-          <w:i/>
-        </w:rPr>
-        <w:t>Deliverable 2</w:t>
-      </w:r>
-      <w:r>
-        <w:t xml:space="preserve">: Requirements Engineering Document (Version 2) </w:t>
-      </w:r>
-    </w:p>
-    <w:p>
-      <w:pPr>
-        <w:numPr>
-          <w:ilvl w:val="1"/>
-          <w:numId w:val="1"/>
-        </w:numPr>
-        <w:ind w:hanging="360"/>
-      </w:pPr>
-      <w:r>
-        <w:t xml:space="preserve">Address all comments raised in version 1. </w:t>
-      </w:r>
-    </w:p>
-    <w:p>
-      <w:pPr>
-        <w:numPr>
-          <w:ilvl w:val="1"/>
-          <w:numId w:val="1"/>
-        </w:numPr>
-        <w:ind w:hanging="360"/>
-      </w:pPr>
-      <w:r>
-        <w:t>Update the requirements to accurately reflect the project's current scope.</w:t>
-      </w:r>
-    </w:p>
-    <w:p>
-      <w:pPr>
-        <w:numPr>
-          <w:ilvl w:val="1"/>
-          <w:numId w:val="1"/>
-        </w:numPr>
-        <w:ind w:hanging="360"/>
-      </w:pPr>
-      <w:r>
-        <w:t>Include a page at the beginning of the document that clearly highlights the differences from version 1. Be very specific (e.g., section number, requirement number etc. along with a brief description of the change) to expedite the grading process.</w:t>
-      </w:r>
-    </w:p>
-    <w:p>
-      <w:pPr>
-        <w:numPr>
-          <w:ilvl w:val="1"/>
-          <w:numId w:val="1"/>
-        </w:numPr>
-        <w:ind w:hanging="360"/>
-      </w:pPr>
-      <w:r>
-        <w:t>You will receive a grade for the updated version 2 of your document. On Brightspace, your deliverable 2 grade will reflect the average of the grades for version 1 and version 2.</w:t>
-      </w:r>
-    </w:p>
-    <w:p>
-      <w:pPr>
-        <w:spacing w:after="0"/>
-        <w:ind w:left="720" w:firstLine="0"/>
-        <w:rPr>
-          <w:sz w:val="20"/>
-          <w:szCs w:val="20"/>
-        </w:rPr>
-      </w:pPr>
-      <w:r>
-        <w:rPr>
-          <w:sz w:val="20"/>
-          <w:szCs w:val="20"/>
-        </w:rPr>
-        <w:t xml:space="preserve"> </w:t>
-      </w:r>
-    </w:p>
-    <w:p>
-      <w:pPr>
-        <w:numPr>
-          <w:ilvl w:val="0"/>
-          <w:numId w:val="1"/>
-        </w:numPr>
-        <w:ind w:hanging="360"/>
-      </w:pPr>
-      <w:r>
-        <w:rPr>
-          <w:rFonts w:cs="Calibri"/>
-          <w:b/>
-          <w:i/>
-        </w:rPr>
-        <w:t>Deliverable 3</w:t>
-      </w:r>
-      <w:r>
-        <w:t xml:space="preserve">: Software Systems Design (Version 2) </w:t>
-      </w:r>
-    </w:p>
-    <w:p>
-      <w:pPr>
-        <w:numPr>
-          <w:ilvl w:val="1"/>
-          <w:numId w:val="1"/>
-        </w:numPr>
-        <w:ind w:hanging="360"/>
-      </w:pPr>
-      <w:r>
-        <w:t xml:space="preserve">Address all comments raised in version 1. </w:t>
-      </w:r>
-    </w:p>
-    <w:p>
-      <w:pPr>
-        <w:numPr>
-          <w:ilvl w:val="1"/>
-          <w:numId w:val="1"/>
-        </w:numPr>
-        <w:ind w:hanging="360"/>
-      </w:pPr>
-      <w:r>
-        <w:t xml:space="preserve">Update use cases and all other artifacts (e.g., operation contracts, interaction diagram, class diagram, etc.) to align with the project's actual </w:t>
-      </w:r>
-      <w:r>
-        <w:t>implementation</w:t>
-      </w:r>
-      <w:r>
-        <w:t xml:space="preserve">. </w:t>
-      </w:r>
-    </w:p>
-    <w:p>
-      <w:pPr>
-        <w:numPr>
-          <w:ilvl w:val="1"/>
-          <w:numId w:val="1"/>
-        </w:numPr>
-        <w:ind w:hanging="360"/>
-      </w:pPr>
-      <w:r>
-        <w:t>Include a page at the beginning of the document that clearly highlights the differences from version 1. Be very specific (e.g., section number, use case number, operation contract name etc. along with a brief description of the change) to expedite the grading process.</w:t>
-      </w:r>
-    </w:p>
-    <w:p>
-      <w:pPr>
-        <w:numPr>
-          <w:ilvl w:val="1"/>
-          <w:numId w:val="1"/>
-        </w:numPr>
-        <w:ind w:hanging="360"/>
-      </w:pPr>
-      <w:r>
-        <w:t>You will receive a grade for the updated version 2 of your document. On Brightspace, your deliverable 3 grade will reflect the average of the grades for version 1 and version 2.</w:t>
-      </w:r>
-    </w:p>
-    <w:p>
-      <w:pPr>
-        <w:ind w:left="720" w:firstLine="0"/>
-        <w:rPr>
-          <w:sz w:val="20"/>
-          <w:szCs w:val="20"/>
-        </w:rPr>
-      </w:pPr>
-      <w:r>
-        <w:rPr>
-          <w:sz w:val="20"/>
-          <w:szCs w:val="20"/>
-        </w:rPr>
-        <w:t xml:space="preserve"> </w:t>
+        <w:t xml:space="preserve">, submit </w:t>
+      </w:r>
+      <w:r>
+        <w:rPr>
+          <w:b/>
+          <w:bCs/>
+        </w:rPr>
+        <w:t>the following</w:t>
       </w:r>
       <w:r>
         <w:rPr>
@@ -426,6 +247,13 @@
           </mc:Fallback>
         </mc:AlternateContent>
       </w:r>
+      <w:r>
+        <w:rPr>
+          <w:b/>
+          <w:bCs/>
+        </w:rPr>
+        <w:t>:</w:t>
+      </w:r>
     </w:p>
     <w:p>
       <w:pPr>
@@ -460,7 +288,14 @@
           <w:b/>
           <w:bCs/>
         </w:rPr>
-        <w:t>20</w:t>
+        <w:t>5</w:t>
+      </w:r>
+      <w:r>
+        <w:rPr>
+          <w:b/>
+          <w:bCs/>
+        </w:rPr>
+        <w:t>0</w:t>
       </w:r>
       <w:r>
         <w:rPr>
@@ -756,70 +591,61 @@
           <w:b/>
           <w:bCs/>
         </w:rPr>
-        <w:t>. (5 marks)</w:t>
+        <w:t xml:space="preserve">. (5 </w:t>
+      </w:r>
+      <w:r>
+        <w:rPr>
+          <w:b/>
+          <w:bCs/>
+        </w:rPr>
+        <w:t>points</w:t>
+      </w:r>
+      <w:r>
+        <w:rPr>
+          <w:b/>
+          <w:bCs/>
+        </w:rPr>
+        <w:t>)</w:t>
       </w:r>
     </w:p>
     <w:p>
       <w:pPr>
-        <w:spacing w:after="0"/>
-        <w:ind w:left="437" w:firstLine="0"/>
-        <w:rPr>
-          <w:sz w:val="20"/>
-          <w:szCs w:val="20"/>
-        </w:rPr>
-      </w:pPr>
-      <w:r>
-        <w:rPr>
-          <w:sz w:val="20"/>
-          <w:szCs w:val="20"/>
-        </w:rPr>
-        <w:t xml:space="preserve"> </w:t>
+        <w:numPr>
+          <w:ilvl w:val="1"/>
+          <w:numId w:val="4"/>
+        </w:numPr>
+        <w:ind w:hanging="360"/>
+        <w:rPr>
+          <w:b/>
+          <w:bCs/>
+        </w:rPr>
+      </w:pPr>
+      <w:r>
+        <w:rPr>
+          <w:b/>
+          <w:bCs/>
+        </w:rPr>
+        <w:t>Good quality code following OO methodologies, modularity and good quality testing (30 points)</w:t>
       </w:r>
     </w:p>
     <w:p>
       <w:pPr>
         <w:pStyle w:val="NoSpacing"/>
+        <w:ind w:left="427" w:firstLine="0"/>
       </w:pPr>
     </w:p>
     <w:p>
       <w:pPr>
         <w:pStyle w:val="NoSpacing"/>
-        <w:ind w:left="427" w:firstLine="0"/>
-      </w:pPr>
-    </w:p>
-    <w:p>
-      <w:pPr>
-        <w:pStyle w:val="NoSpacing"/>
-        <w:ind w:left="427" w:firstLine="0"/>
-      </w:pPr>
-    </w:p>
-    <w:p>
-      <w:pPr>
-        <w:pStyle w:val="NoSpacing"/>
-        <w:ind w:left="427" w:firstLine="0"/>
-      </w:pPr>
-    </w:p>
-    <w:p>
-      <w:pPr>
-        <w:pStyle w:val="NoSpacing"/>
-        <w:ind w:left="427" w:firstLine="0"/>
-      </w:pPr>
-    </w:p>
-    <w:p>
-      <w:pPr>
-        <w:pStyle w:val="NoSpacing"/>
-        <w:ind w:left="427" w:firstLine="0"/>
-      </w:pPr>
-    </w:p>
-    <w:p>
-      <w:pPr>
-        <w:pStyle w:val="NoSpacing"/>
       </w:pPr>
       <w:r>
         <w:t xml:space="preserve">Deliverable 5 will be marked out of </w:t>
       </w:r>
       <w:r>
-        <w:t>50 points</w:t>
+        <w:t>100</w:t>
+      </w:r>
+      <w:r>
+        <w:t xml:space="preserve"> points</w:t>
       </w:r>
       <w:r>
         <w:t xml:space="preserve"> as follows:</w:t>
@@ -834,7 +660,10 @@
         </w:numPr>
       </w:pPr>
       <w:r>
-        <w:t>20</w:t>
+        <w:t>5</w:t>
+      </w:r>
+      <w:r>
+        <w:t>0</w:t>
       </w:r>
       <w:r>
         <w:t xml:space="preserve"> </w:t>
@@ -855,7 +684,10 @@
         </w:numPr>
       </w:pPr>
       <w:r>
-        <w:t xml:space="preserve">30 </w:t>
+        <w:t>5</w:t>
+      </w:r>
+      <w:r>
+        <w:t xml:space="preserve">0 </w:t>
       </w:r>
       <w:r>
         <w:t xml:space="preserve">points </w:t>
@@ -1555,7 +1387,7 @@
         <w:kern w:val="2"/>
         <w:sz w:val="24"/>
         <w:szCs w:val="24"/>
-        <w:lang w:eastAsia="en-US" w:bidi="ar-SA"/>
+        <w:lang w:val="en-US" w:eastAsia="en-US" w:bidi="ar-SA"/>
         <w14:ligatures w14:val="standardContextual"/>
       </w:rPr>
     </w:rPrDefault>
